--- a/docs/基础方案.docx
+++ b/docs/基础方案.docx
@@ -1,7 +1,12 @@
 
 <file path=word/document.xml><?xml version="1.0" encoding="utf-8"?>
-<w:document xmlns:wpc="http://schemas.microsoft.com/office/word/2010/wordprocessingCanvas" xmlns:mo="http://schemas.microsoft.com/office/mac/office/2008/main" xmlns:mc="http://schemas.openxmlformats.org/markup-compatibility/2006" xmlns:mv="urn:schemas-microsoft-com:mac:vml" xmlns:o="urn:schemas-microsoft-com:office:office" xmlns:r="http://schemas.openxmlformats.org/officeDocument/2006/relationships" xmlns:m="http://schemas.openxmlformats.org/officeDocument/2006/math" xmlns:v="urn:schemas-microsoft-com:vml" xmlns:wp14="http://schemas.microsoft.com/office/word/2010/wordprocessingDrawing" xmlns:wp="http://schemas.openxmlformats.org/drawingml/2006/wordprocessingDrawing" xmlns:w10="urn:schemas-microsoft-com:office:word" xmlns:w="http://schemas.openxmlformats.org/wordprocessingml/2006/main" xmlns:w14="http://schemas.microsoft.com/office/word/2010/wordml" xmlns:wpg="http://schemas.microsoft.com/office/word/2010/wordprocessingGroup" xmlns:wpi="http://schemas.microsoft.com/office/word/2010/wordprocessingInk" xmlns:wne="http://schemas.microsoft.com/office/word/2006/wordml" xmlns:wps="http://schemas.microsoft.com/office/word/2010/wordprocessingShape" mc:Ignorable="w14 wp14">
+<w:document xmlns:ns1="http://schemas.openxmlformats.org/markup-compatibility/2006" xmlns:w="http://schemas.openxmlformats.org/wordprocessingml/2006/main" ns1:Ignorable="w14 wp14">
   <w:body>
+    <w:p>
+      <w:r>
+        <w:t>当前状态说明：本文是早期 PPT 方案草稿，保留用于汇报构思；当前代码以 CLAUDE.md 和 docs/*.md 为准。已实现部分包括三合约、后端 service 层、256 位 SimHash 指纹和 /api/health；完整 REST 路由与业务页面仍在开发中。</w:t>
+      </w:r>
+    </w:p>
     <w:p/>
     <w:p/>
     <w:p/>
@@ -461,7 +466,7 @@
                 <w:color w:val="333333"/>
                 <w:sz w:val="20"/>
               </w:rPr>
-              <w:t>HTML + JS（Vue 可选）</w:t>
+              <w:t>HTML + JS（当前为静态健康检查页；Vue 未接入）</w:t>
             </w:r>
           </w:p>
         </w:tc>
@@ -973,7 +978,7 @@
                 <w:color w:val="333333"/>
                 <w:sz w:val="20"/>
               </w:rPr>
-              <w:t>SimHash（64位）</w:t>
+              <w:t>SimHash（当前代码为 256 位）</w:t>
             </w:r>
           </w:p>
         </w:tc>
@@ -1407,7 +1412,7 @@
           <w:color w:val="333333"/>
           <w:sz w:val="22"/>
         </w:rPr>
-        <w:t>对每个分词生成 64 位 MD5 哈希，按权重累加到 64 维向量。</w:t>
+        <w:t>对每个分词生成 256 位 SHA-256 哈希，按权重累加到 256 维向量。</w:t>
       </w:r>
     </w:p>
     <w:p>
@@ -1429,7 +1434,7 @@
           <w:color w:val="333333"/>
           <w:sz w:val="22"/>
         </w:rPr>
-        <w:t>向量每一维取符号（正为 1，负为 0），得到 64 位 SimHash 值。</w:t>
+        <w:t>向量每一维取符号（正为 1，负为 0），得到 256 位 SimHash 值。</w:t>
       </w:r>
     </w:p>
     <w:p>
@@ -1451,7 +1456,7 @@
           <w:color w:val="333333"/>
           <w:sz w:val="22"/>
         </w:rPr>
-        <w:t>计算两个 SimHash 的汉明距离 d = popcount(A XOR B)。相似度 = (64−d)/64×100%。d≤3 为高度相似。</w:t>
+        <w:t>计算两个 SimHash 的汉明距离 d = popcount(A XOR B)。相似度 = (256−d)/256×100%。d≤12 为高度相似。</w:t>
       </w:r>
     </w:p>
     <w:p>
@@ -1642,7 +1647,7 @@
                 <w:color w:val="333333"/>
                 <w:sz w:val="20"/>
               </w:rPr>
-              <w:t>uint64</w:t>
+              <w:t>uint256</w:t>
             </w:r>
           </w:p>
         </w:tc>
@@ -1658,7 +1663,7 @@
                 <w:color w:val="333333"/>
                 <w:sz w:val="20"/>
               </w:rPr>
-              <w:t>文档文本内容的 64 位 SimHash</w:t>
+              <w:t>文档文本内容的 256 位 SimHash</w:t>
             </w:r>
           </w:p>
         </w:tc>
@@ -1767,7 +1772,7 @@
           <w:color w:val="333333"/>
           <w:sz w:val="22"/>
         </w:rPr>
-        <w:t>② 内容级校验（SHA-256 不一致时触发）：</w:t>
+        <w:t>② 内容级校验（SHA-256 不一致时触发）：提取文本、计算 256 位 SimHash，比对汉明距离。当前代码中 d≤12 判定为 high，d=13–40 判定为 derived，d&gt;40 判定为 different。</w:t>
       </w:r>
       <w:r>
         <w:rPr>
@@ -1775,7 +1780,7 @@
           <w:color w:val="333333"/>
           <w:sz w:val="22"/>
         </w:rPr>
-        <w:t>提取文本、计算 SimHash，比对汉明距离。d≤3 判定为“内容高度相似，可能经过微小编辑”；d=4–10 为“有明显改动，属衍生版本”；d&gt;10 为“差异较大”。</w:t>
+        <w:t/>
       </w:r>
     </w:p>
     <w:p>
@@ -2971,7 +2976,7 @@
                 <w:color w:val="333333"/>
                 <w:sz w:val="20"/>
               </w:rPr>
-              <w:t>mint() / transfer() / balanceOf() / reward() / penalize()</w:t>
+              <w:t>mint() / mintWithReason() / burnFrom() / transfer() / approve() / balanceOf()</w:t>
             </w:r>
           </w:p>
         </w:tc>
@@ -3074,7 +3079,7 @@
                 <w:color w:val="333333"/>
                 <w:sz w:val="20"/>
               </w:rPr>
-              <w:t>batchRecord() / queryByMaterial() / queryByUser()</w:t>
+              <w:t>recordDownload() / queryByMaterial() / queryByDownloader()</w:t>
             </w:r>
           </w:p>
         </w:tc>
@@ -3130,7 +3135,7 @@
           <w:color w:val="333333"/>
           <w:sz w:val="22"/>
         </w:rPr>
-        <w:t>用户上传 → 后端计算双层指纹 → 调用 MaterialRegistry.register() → 合约内部调用 EduToken.reward(uploader, 20) → 上传者 +20 EDU。</w:t>
+        <w:t>用户上传 → 后端计算双层指纹 → 调用 MaterialRegistry.register() → 合约内部调用 EduToken.mint(uploader, 20) → 上传者 +20 EDU。</w:t>
       </w:r>
     </w:p>
     <w:p>
@@ -3152,7 +3157,7 @@
           <w:color w:val="333333"/>
           <w:sz w:val="22"/>
         </w:rPr>
-        <w:t>用户点击下载 → 后端查询价格与余额 → 余额不足则拒绝 → 足够则 MaterialRegistry.download() → EduToken.transfer(downloader, uploader, price) → 文件下发 → DownloadLog 异步存证。</w:t>
+        <w:t>用户点击下载 → 后端查询价格与余额 → 余额不足则拒绝 → 足够则 MaterialRegistry.download() → EduToken.transferFrom(downloader, uploader, price) → 文件下发 → DownloadLog 异步存证。</w:t>
       </w:r>
     </w:p>
     <w:p>
@@ -3186,7 +3191,7 @@
           <w:color w:val="333333"/>
           <w:sz w:val="22"/>
         </w:rPr>
-        <w:t>id、name、uploader (address)、sha256Hash (bytes32)、simHash (uint64)、policyType、policyValue、price (uint256)、version、deleted、timestamp。</w:t>
+        <w:t>id、name、uploader (address)、sha256Hash (bytes32)、simHash (uint256)、policyType、policyValue、price (uint256)、version、deleted、timestamp。</w:t>
       </w:r>
     </w:p>
     <w:p>
@@ -3200,7 +3205,7 @@
           <w:color w:val="333333"/>
           <w:sz w:val="22"/>
         </w:rPr>
-        <w:t>DownloadRecord：</w:t>
+        <w:t>DownloadRecord：materialId、downloader (address)、uploader (address)、price (uint256)、fileHash (bytes32)、timestamp。</w:t>
       </w:r>
       <w:r>
         <w:rPr>
@@ -3208,12 +3213,17 @@
           <w:color w:val="333333"/>
           <w:sz w:val="22"/>
         </w:rPr>
-        <w:t>materialId、downloader (address)、timestamp、result (bool)、tokensTransferred (uint256)。</w:t>
+        <w:t/>
       </w:r>
     </w:p>
     <w:p>
       <w:r>
         <w:br w:type="page"/>
+      </w:r>
+    </w:p>
+    <w:p>
+      <w:r>
+        <w:t>当前状态提示：以下页面是设计目标，当前前端仅实现系统健康检查页。</w:t>
       </w:r>
     </w:p>
     <w:p>
@@ -3900,6 +3910,11 @@
       </w:r>
     </w:p>
     <w:p>
+      <w:r>
+        <w:t>当前状态提示：以下演示脚本描述最终集成效果；按当前代码，较稳妥的演示范围是合约部署、/api/health、service 层脚本测试和指纹模块测试。</w:t>
+      </w:r>
+    </w:p>
+    <w:p>
       <w:pPr>
         <w:spacing w:after="80" w:line="360" w:lineRule="auto"/>
       </w:pPr>
@@ -4194,7 +4209,7 @@
                 <w:color w:val="333333"/>
                 <w:sz w:val="20"/>
               </w:rPr>
-              <w:t>Nginx 自建镜像</w:t>
+              <w:t>Nginx 静态托管</w:t>
             </w:r>
           </w:p>
         </w:tc>
@@ -4211,7 +4226,7 @@
                 <w:color w:val="333333"/>
                 <w:sz w:val="20"/>
               </w:rPr>
-              <w:t>80</w:t>
+              <w:t>8080:80</w:t>
             </w:r>
           </w:p>
         </w:tc>
